--- a/dist/exports/kcet-differential-equations_revision_notes.docx
+++ b/dist/exports/kcet-differential-equations_revision_notes.docx
@@ -189,7 +189,7 @@
                 <w:color w:val="2D3748"/>
                 <w:sz w:val="19"/>
               </w:rPr>
-              <w:t>Kcet Differential Equations - Core Application</w:t>
+              <w:t>Variable Separable &amp; Homogeneous DE</w:t>
             </w:r>
           </w:p>
         </w:tc>
@@ -209,7 +209,7 @@
               <w:rPr>
                 <w:sz w:val="19"/>
               </w:rPr>
-              <w:t>27 PYQs</w:t>
+              <w:t>26 PYQs</w:t>
             </w:r>
           </w:p>
         </w:tc>
@@ -230,7 +230,94 @@
                 <w:color w:val="718096"/>
                 <w:sz w:val="19"/>
               </w:rPr>
-              <w:t>General Concept</w:t>
+              <w:t>Separable DE</w:t>
+            </w:r>
+          </w:p>
+        </w:tc>
+      </w:tr>
+      <w:tr>
+        <w:tc>
+          <w:tcPr>
+            <w:tcW w:type="dxa" w:w="2160"/>
+            <w:shd w:fill="FFFFFF"/>
+            <w:tcMar>
+              <w:top w:w="80" w:type="dxa"/>
+              <w:bottom w:w="80" w:type="dxa"/>
+              <w:left w:w="150" w:type="dxa"/>
+              <w:right w:w="150" w:type="dxa"/>
+            </w:tcMar>
+          </w:tcPr>
+          <w:p>
+            <w:r>
+              <w:rPr>
+                <w:b/>
+                <w:color w:val="718096"/>
+                <w:sz w:val="19"/>
+              </w:rPr>
+              <w:t>Moderate</w:t>
+            </w:r>
+          </w:p>
+        </w:tc>
+        <w:tc>
+          <w:tcPr>
+            <w:tcW w:type="dxa" w:w="4320"/>
+            <w:shd w:fill="FFFFFF"/>
+            <w:tcMar>
+              <w:top w:w="80" w:type="dxa"/>
+              <w:bottom w:w="80" w:type="dxa"/>
+              <w:left w:w="150" w:type="dxa"/>
+              <w:right w:w="150" w:type="dxa"/>
+            </w:tcMar>
+          </w:tcPr>
+          <w:p>
+            <w:r>
+              <w:rPr>
+                <w:b/>
+                <w:color w:val="2D3748"/>
+                <w:sz w:val="19"/>
+              </w:rPr>
+              <w:t>Linear Differential Equations &amp; Integrating Factor</w:t>
+            </w:r>
+          </w:p>
+        </w:tc>
+        <w:tc>
+          <w:tcPr>
+            <w:tcW w:type="dxa" w:w="1728"/>
+            <w:shd w:fill="FFFFFF"/>
+            <w:tcMar>
+              <w:top w:w="80" w:type="dxa"/>
+              <w:bottom w:w="80" w:type="dxa"/>
+              <w:left w:w="150" w:type="dxa"/>
+              <w:right w:w="150" w:type="dxa"/>
+            </w:tcMar>
+          </w:tcPr>
+          <w:p>
+            <w:r>
+              <w:rPr>
+                <w:sz w:val="19"/>
+              </w:rPr>
+              <w:t>5 PYQs</w:t>
+            </w:r>
+          </w:p>
+        </w:tc>
+        <w:tc>
+          <w:tcPr>
+            <w:tcW w:type="dxa" w:w="1872"/>
+            <w:shd w:fill="FFFFFF"/>
+            <w:tcMar>
+              <w:top w:w="80" w:type="dxa"/>
+              <w:bottom w:w="80" w:type="dxa"/>
+              <w:left w:w="150" w:type="dxa"/>
+              <w:right w:w="150" w:type="dxa"/>
+            </w:tcMar>
+          </w:tcPr>
+          <w:p>
+            <w:r>
+              <w:rPr>
+                <w:color w:val="718096"/>
+                <w:sz w:val="19"/>
+              </w:rPr>
+              <w:t>Linear DE</w:t>
             </w:r>
           </w:p>
         </w:tc>
@@ -311,6 +398,98 @@
           </w:p>
         </w:tc>
       </w:tr>
+      <w:tr>
+        <w:tc>
+          <w:tcPr>
+            <w:tcW w:type="dxa" w:w="3600"/>
+            <w:shd w:fill="F7FAFC"/>
+            <w:tcMar>
+              <w:top w:w="100" w:type="dxa"/>
+              <w:bottom w:w="100" w:type="dxa"/>
+              <w:left w:w="150" w:type="dxa"/>
+              <w:right w:w="150" w:type="dxa"/>
+            </w:tcMar>
+          </w:tcPr>
+          <w:p>
+            <w:r>
+              <w:rPr>
+                <w:b/>
+                <w:color w:val="1A365D"/>
+                <w:sz w:val="19"/>
+              </w:rPr>
+              <w:t>Variable Separable &amp; Homogeneous DE</w:t>
+            </w:r>
+          </w:p>
+        </w:tc>
+        <w:tc>
+          <w:tcPr>
+            <w:tcW w:type="dxa" w:w="6480"/>
+            <w:shd w:fill="F7FAFC"/>
+            <w:tcMar>
+              <w:top w:w="100" w:type="dxa"/>
+              <w:bottom w:w="100" w:type="dxa"/>
+              <w:left w:w="150" w:type="dxa"/>
+              <w:right w:w="150" w:type="dxa"/>
+            </w:tcMar>
+          </w:tcPr>
+          <w:p>
+            <w:r>
+              <w:rPr>
+                <w:rFonts w:ascii="Cambria Math" w:hAnsi="Cambria Math"/>
+                <w:color w:val="2D3748"/>
+                <w:sz w:val="19"/>
+              </w:rPr>
+              <w:t>\int \frac{dy}{g(y)} = \int f(x)\,dx + C, \quad \text{For homogeneous: substitute } y = vx \implies \frac{dy}{dx} = v + x\frac{dv}{dx}</w:t>
+            </w:r>
+          </w:p>
+        </w:tc>
+      </w:tr>
+      <w:tr>
+        <w:tc>
+          <w:tcPr>
+            <w:tcW w:type="dxa" w:w="3600"/>
+            <w:shd w:fill="FFFFFF"/>
+            <w:tcMar>
+              <w:top w:w="100" w:type="dxa"/>
+              <w:bottom w:w="100" w:type="dxa"/>
+              <w:left w:w="150" w:type="dxa"/>
+              <w:right w:w="150" w:type="dxa"/>
+            </w:tcMar>
+          </w:tcPr>
+          <w:p>
+            <w:r>
+              <w:rPr>
+                <w:b/>
+                <w:color w:val="1A365D"/>
+                <w:sz w:val="19"/>
+              </w:rPr>
+              <w:t>Linear Differential Equations &amp; Integrating Factor</w:t>
+            </w:r>
+          </w:p>
+        </w:tc>
+        <w:tc>
+          <w:tcPr>
+            <w:tcW w:type="dxa" w:w="6480"/>
+            <w:shd w:fill="FFFFFF"/>
+            <w:tcMar>
+              <w:top w:w="100" w:type="dxa"/>
+              <w:bottom w:w="100" w:type="dxa"/>
+              <w:left w:w="150" w:type="dxa"/>
+              <w:right w:w="150" w:type="dxa"/>
+            </w:tcMar>
+          </w:tcPr>
+          <w:p>
+            <w:r>
+              <w:rPr>
+                <w:rFonts w:ascii="Cambria Math" w:hAnsi="Cambria Math"/>
+                <w:color w:val="2D3748"/>
+                <w:sz w:val="19"/>
+              </w:rPr>
+              <w:t>\frac{dy}{dx} + P(x)y = Q(x) \implies \text{I.F.} = e^{\int P(x)\,dx}, \quad y \cdot (\text{I.F.}) = \int Q(x) \cdot (\text{I.F.})\,dx + C</w:t>
+            </w:r>
+          </w:p>
+        </w:tc>
+      </w:tr>
     </w:tbl>
     <w:p>
       <w:pPr>
@@ -338,7 +517,7 @@
           <w:color w:val="2B6CB0"/>
           <w:sz w:val="24"/>
         </w:rPr>
-        <w:t>3.1 Kcet Differential Equations - Core Application (Very High Yield — 27 PYQs)</w:t>
+        <w:t>3.1 Variable Separable &amp; Homogeneous DE (Very High Yield — 26 PYQs)</w:t>
       </w:r>
     </w:p>
     <w:p>
@@ -353,7 +532,7 @@
         <w:rPr>
           <w:sz w:val="20"/>
         </w:rPr>
-        <w:t>Key problem pattern in Kcet Differential Equations.</w:t>
+        <w:t>Classification of order and degree, separation of variables, and reduction of homogeneous equations via y = vx.</w:t>
       </w:r>
     </w:p>
     <w:tbl>
@@ -391,7 +570,7 @@
                 <w:color w:val="2D3748"/>
                 <w:sz w:val="19"/>
               </w:rPr>
-              <w:t>Watch for algebraic and sign errors.</w:t>
+              <w:t>Degree of a differential equation is defined ONLY when the equation is a polynomial in its derivatives (no fractional powers or sin(dy/dx)).</w:t>
             </w:r>
           </w:p>
         </w:tc>
@@ -432,7 +611,7 @@
                 <w:color w:val="2D3748"/>
                 <w:sz w:val="19"/>
               </w:rPr>
-              <w:t>Verify dimensions and boundary conditions.</w:t>
+              <w:t>Equations of the form racdydx = f(ax + by + c) can be solved by substituting z = ax + by + c.</w:t>
             </w:r>
           </w:p>
         </w:tc>
@@ -530,6 +709,214 @@
           <w:sz w:val="18"/>
         </w:rPr>
         <w:t>[Ans: D]</w:t>
+      </w:r>
+    </w:p>
+    <w:p>
+      <w:pPr>
+        <w:spacing w:after="120"/>
+      </w:pPr>
+    </w:p>
+    <w:p>
+      <w:pPr>
+        <w:pStyle w:val="Heading2"/>
+      </w:pPr>
+      <w:r>
+        <w:rPr>
+          <w:color w:val="2B6CB0"/>
+          <w:sz w:val="24"/>
+        </w:rPr>
+        <w:t>3.2 Linear Differential Equations &amp; Integrating Factor (Moderate Yield — 5 PYQs)</w:t>
+      </w:r>
+    </w:p>
+    <w:p>
+      <w:r>
+        <w:rPr>
+          <w:b/>
+          <w:sz w:val="20"/>
+        </w:rPr>
+        <w:t xml:space="preserve">Core Principle: </w:t>
+      </w:r>
+      <w:r>
+        <w:rPr>
+          <w:sz w:val="20"/>
+        </w:rPr>
+        <w:t>Standard first-order linear differential equations and integrating factor technique for y(x) and x(y).</w:t>
+      </w:r>
+    </w:p>
+    <w:tbl>
+      <w:tblPr>
+        <w:tblW w:type="auto" w:w="0"/>
+        <w:jc w:val="center"/>
+        <w:tblLook w:firstColumn="1" w:firstRow="1" w:lastColumn="0" w:lastRow="0" w:noHBand="0" w:noVBand="1" w:val="04A0"/>
+      </w:tblPr>
+      <w:tblGrid>
+        <w:gridCol w:w="10080"/>
+      </w:tblGrid>
+      <w:tr>
+        <w:tc>
+          <w:tcPr>
+            <w:tcW w:type="dxa" w:w="10080"/>
+            <w:shd w:fill="FFF5F5"/>
+            <w:tcMar>
+              <w:top w:w="100" w:type="dxa"/>
+              <w:bottom w:w="100" w:type="dxa"/>
+              <w:left w:w="150" w:type="dxa"/>
+              <w:right w:w="150" w:type="dxa"/>
+            </w:tcMar>
+          </w:tcPr>
+          <w:p>
+            <w:r>
+              <w:rPr>
+                <w:b/>
+                <w:color w:val="C53030"/>
+                <w:sz w:val="19"/>
+              </w:rPr>
+              <w:t xml:space="preserve">⚠️ Common Trap / JEE Pitfall: </w:t>
+            </w:r>
+            <w:r>
+              <w:rPr>
+                <w:color w:val="2D3748"/>
+                <w:sz w:val="19"/>
+              </w:rPr>
+              <w:t>If the equation has x racdydx, remember to divide by x throughout first so the coefficient of racdydx is 1!</w:t>
+            </w:r>
+          </w:p>
+        </w:tc>
+      </w:tr>
+    </w:tbl>
+    <w:tbl>
+      <w:tblPr>
+        <w:tblW w:type="auto" w:w="0"/>
+        <w:jc w:val="center"/>
+        <w:tblLook w:firstColumn="1" w:firstRow="1" w:lastColumn="0" w:lastRow="0" w:noHBand="0" w:noVBand="1" w:val="04A0"/>
+      </w:tblPr>
+      <w:tblGrid>
+        <w:gridCol w:w="10080"/>
+      </w:tblGrid>
+      <w:tr>
+        <w:tc>
+          <w:tcPr>
+            <w:tcW w:type="dxa" w:w="10080"/>
+            <w:shd w:fill="F0FFF4"/>
+            <w:tcMar>
+              <w:top w:w="100" w:type="dxa"/>
+              <w:bottom w:w="100" w:type="dxa"/>
+              <w:left w:w="150" w:type="dxa"/>
+              <w:right w:w="150" w:type="dxa"/>
+            </w:tcMar>
+          </w:tcPr>
+          <w:p>
+            <w:r>
+              <w:rPr>
+                <w:b/>
+                <w:color w:val="276749"/>
+                <w:sz w:val="19"/>
+              </w:rPr>
+              <w:t xml:space="preserve">💡 Speed Hack / Trick: </w:t>
+            </w:r>
+            <w:r>
+              <w:rPr>
+                <w:color w:val="2D3748"/>
+                <w:sz w:val="19"/>
+              </w:rPr>
+              <w:t>If the equation is non-linear in y, check if it is linear in x: (dx / dy) + P(y)x = Q(y) \implies I.F. = e^∫ P(y)\,dy.</w:t>
+            </w:r>
+          </w:p>
+        </w:tc>
+      </w:tr>
+    </w:tbl>
+    <w:p>
+      <w:pPr>
+        <w:spacing w:before="120" w:after="40"/>
+      </w:pPr>
+      <w:r>
+        <w:rPr>
+          <w:b/>
+          <w:color w:val="1A365D"/>
+          <w:sz w:val="19"/>
+        </w:rPr>
+        <w:t>Source PYQs testing this concept:</w:t>
+      </w:r>
+    </w:p>
+    <w:p>
+      <w:pPr>
+        <w:pStyle w:val="ListBullet"/>
+        <w:spacing w:after="40"/>
+      </w:pPr>
+      <w:r>
+        <w:rPr>
+          <w:b/>
+          <w:sz w:val="18"/>
+        </w:rPr>
+        <w:t xml:space="preserve">[2026 Shift] Q#3 (MCQ): </w:t>
+      </w:r>
+      <w:r>
+        <w:rPr>
+          <w:sz w:val="18"/>
+        </w:rPr>
+        <w:t xml:space="preserve">"Integrating factor of the differential equation (1+x^2)(dy / dx)+xy=1 is..."  </w:t>
+      </w:r>
+      <w:r>
+        <w:rPr>
+          <w:b/>
+          <w:color w:val="2B6CB0"/>
+          <w:sz w:val="18"/>
+        </w:rPr>
+        <w:t>[Ans: D]</w:t>
+      </w:r>
+    </w:p>
+    <w:p>
+      <w:pPr>
+        <w:pStyle w:val="ListBullet"/>
+        <w:spacing w:after="40"/>
+      </w:pPr>
+      <w:r>
+        <w:rPr>
+          <w:b/>
+          <w:sz w:val="18"/>
+        </w:rPr>
+        <w:t xml:space="preserve">[2024 Shift] Q#3 (MCQ): </w:t>
+      </w:r>
+      <w:r>
+        <w:rPr>
+          <w:sz w:val="18"/>
+        </w:rPr>
+        <w:t xml:space="preserve">"The family of curves whose x and y intercepts of a tangent at any point are respectively double the x and y coordinates of that poin..."  </w:t>
+      </w:r>
+      <w:r>
+        <w:rPr>
+          <w:b/>
+          <w:color w:val="2B6CB0"/>
+          <w:sz w:val="18"/>
+        </w:rPr>
+        <w:t>[Ans: N/A]</w:t>
+      </w:r>
+    </w:p>
+    <w:p>
+      <w:pPr>
+        <w:pStyle w:val="ListBullet"/>
+        <w:spacing w:after="40"/>
+      </w:pPr>
+      <w:r>
+        <w:rPr>
+          <w:b/>
+          <w:sz w:val="18"/>
+        </w:rPr>
+        <w:t xml:space="preserve">[2019 Shift] Q#3 (MCQ): </w:t>
+      </w:r>
+      <w:r>
+        <w:rPr>
+          <w:sz w:val="18"/>
+        </w:rPr>
+        <w:t xml:space="preserve">"The integrating factor of the differential equation (2x+3y^2)dy=ydx(y&gt;0) is..."  </w:t>
+      </w:r>
+      <w:r>
+        <w:rPr>
+          <w:b/>
+          <w:color w:val="2B6CB0"/>
+          <w:sz w:val="18"/>
+        </w:rPr>
+        <w:t>[Ans: N/A]</w:t>
       </w:r>
     </w:p>
     <w:p>
@@ -662,6 +1049,127 @@
               <w:t>Solution Analysis:</w:t>
               <w:br/>
               <w:t>The given differential equation is 2y^'+(y^'')^2=√(y^'')-3 The highest order derivative present is y^'' , so the order of the differential equation is 2 To find the degree, the equation must be written as a polynomial in derivatives. Since y^'' is inside a square root, we first remove the radical by squaring both sides: (2y^'+(y^'')^2)^2=y^''-3 Expanding, 4(y^')^2+4y^'(y^'')^2+(y^'')^4=y^''-3 Bring all terms to one side: (y^'')^4+4y^'(y^'')^2+4(y^')^2-y^''+3=0 Now it is a polynomial in derivatives. The highest order derivative is y^'' , and its highest power is 4 . So, order=2 degree=4 Sum of the squares: 2^2+4^2=4+16=20 So the correct option is 20 Option B.</w:t>
+            </w:r>
+          </w:p>
+        </w:tc>
+      </w:tr>
+    </w:tbl>
+    <w:p>
+      <w:pPr>
+        <w:spacing w:after="120"/>
+      </w:pPr>
+    </w:p>
+    <w:p>
+      <w:pPr>
+        <w:spacing w:before="160" w:after="40"/>
+      </w:pPr>
+      <w:r>
+        <w:rPr>
+          <w:b/>
+          <w:color w:val="1A365D"/>
+          <w:sz w:val="22"/>
+        </w:rPr>
+        <w:t>Benchmark Problem 2: KCET 2024 (Q#3)</w:t>
+      </w:r>
+    </w:p>
+    <w:p>
+      <w:pPr>
+        <w:spacing w:after="80"/>
+      </w:pPr>
+      <w:r>
+        <w:rPr>
+          <w:sz w:val="20"/>
+        </w:rPr>
+        <w:t>The family of curves whose x and y intercepts of a tangent at any point are respectively double the x and y coordinates of that point is</w:t>
+      </w:r>
+    </w:p>
+    <w:p>
+      <w:pPr>
+        <w:pStyle w:val="ListBullet"/>
+        <w:spacing w:after="20"/>
+      </w:pPr>
+      <w:r>
+        <w:rPr>
+          <w:sz w:val="19"/>
+        </w:rPr>
+        <w:t>(A) xy=C</w:t>
+      </w:r>
+    </w:p>
+    <w:p>
+      <w:pPr>
+        <w:pStyle w:val="ListBullet"/>
+        <w:spacing w:after="20"/>
+      </w:pPr>
+      <w:r>
+        <w:rPr>
+          <w:sz w:val="19"/>
+        </w:rPr>
+        <w:t>(B) x^2+y^2=C</w:t>
+      </w:r>
+    </w:p>
+    <w:p>
+      <w:pPr>
+        <w:pStyle w:val="ListBullet"/>
+        <w:spacing w:after="20"/>
+      </w:pPr>
+      <w:r>
+        <w:rPr>
+          <w:sz w:val="19"/>
+        </w:rPr>
+        <w:t>(C) x^2-y^2=C</w:t>
+      </w:r>
+    </w:p>
+    <w:p>
+      <w:pPr>
+        <w:pStyle w:val="ListBullet"/>
+        <w:spacing w:after="20"/>
+      </w:pPr>
+      <w:r>
+        <w:rPr>
+          <w:sz w:val="19"/>
+        </w:rPr>
+        <w:t>(D) (y / x)=C</w:t>
+      </w:r>
+    </w:p>
+    <w:tbl>
+      <w:tblPr>
+        <w:tblW w:type="auto" w:w="0"/>
+        <w:jc w:val="center"/>
+        <w:tblLook w:firstColumn="1" w:firstRow="1" w:lastColumn="0" w:lastRow="0" w:noHBand="0" w:noVBand="1" w:val="04A0"/>
+      </w:tblPr>
+      <w:tblGrid>
+        <w:gridCol w:w="10080"/>
+      </w:tblGrid>
+      <w:tr>
+        <w:tc>
+          <w:tcPr>
+            <w:tcW w:type="dxa" w:w="10080"/>
+            <w:shd w:fill="F7FAFC"/>
+            <w:tcMar>
+              <w:top w:w="100" w:type="dxa"/>
+              <w:bottom w:w="100" w:type="dxa"/>
+              <w:left w:w="150" w:type="dxa"/>
+              <w:right w:w="150" w:type="dxa"/>
+            </w:tcMar>
+          </w:tcPr>
+          <w:p>
+            <w:r>
+              <w:rPr>
+                <w:b/>
+                <w:color w:val="1A365D"/>
+                <w:sz w:val="19"/>
+              </w:rPr>
+              <w:t>Correct Answer: None</w:t>
+              <w:br/>
+            </w:r>
+            <w:r>
+              <w:rPr>
+                <w:color w:val="2D3748"/>
+                <w:sz w:val="18"/>
+              </w:rPr>
+              <w:t>Solution Analysis:</w:t>
+              <w:br/>
+              <w:t>Let the point on the curve be (ℎ,k) . According to the question, the equation of the tangent will be ⇒ (x / 2ℎ)+(y / 2k) =1 ⇒ (y / 2k) =1-(x / 2ℎ) ⇒ y =-((2k / 2ℎ))x+2k So, the slope of tangent will be (-(k / ℎ)) . Now, (dy / dx)=-(ℎ / k)=-(y / x) ⇒ (dy / y)=-(dx / x) On integrating both sides, we get ∫ (dy / dy)=-∫ (dx / x) ⇒ lny=-lnx+lnC ⇒ lny=ln(C / x) ⇒ y=(C / x) ∴ xy=C</w:t>
             </w:r>
           </w:p>
         </w:tc>

--- a/dist/exports/kcet-differential-equations_revision_notes.docx
+++ b/dist/exports/kcet-differential-equations_revision_notes.docx
@@ -13,7 +13,7 @@
           <w:color w:val="1A365D"/>
           <w:sz w:val="44"/>
         </w:rPr>
-        <w:t>JEE MAIN REVISION MASTER: DIFFERENTIAL EQUATIONS 2026 3 QUESTIONS 5% WEIGHTAGE ↑50.15%</w:t>
+        <w:t>JEE MAIN REVISION MASTER: DIFFERENTIAL EQUATIONS</w:t>
       </w:r>
     </w:p>
     <w:p>
@@ -209,7 +209,7 @@
               <w:rPr>
                 <w:sz w:val="19"/>
               </w:rPr>
-              <w:t>26 PYQs</w:t>
+              <w:t>20 PYQs</w:t>
             </w:r>
           </w:p>
         </w:tc>
@@ -251,10 +251,10 @@
             <w:r>
               <w:rPr>
                 <w:b/>
-                <w:color w:val="718096"/>
+                <w:color w:val="2B6CB0"/>
                 <w:sz w:val="19"/>
               </w:rPr>
-              <w:t>Moderate</w:t>
+              <w:t>High</w:t>
             </w:r>
           </w:p>
         </w:tc>
@@ -296,7 +296,7 @@
               <w:rPr>
                 <w:sz w:val="19"/>
               </w:rPr>
-              <w:t>5 PYQs</w:t>
+              <w:t>8 PYQs</w:t>
             </w:r>
           </w:p>
         </w:tc>
@@ -517,7 +517,7 @@
           <w:color w:val="2B6CB0"/>
           <w:sz w:val="24"/>
         </w:rPr>
-        <w:t>3.1 Variable Separable &amp; Homogeneous DE (Very High Yield — 26 PYQs)</w:t>
+        <w:t>3.1 Variable Separable &amp; Homogeneous DE (Very High Yield — 20 PYQs)</w:t>
       </w:r>
     </w:p>
     <w:p>
@@ -694,13 +694,13 @@
           <w:b/>
           <w:sz w:val="18"/>
         </w:rPr>
-        <w:t xml:space="preserve">[2026 Shift] Q#3 (MCQ): </w:t>
+        <w:t xml:space="preserve">[2025 Shift] Q#1 (MCQ): </w:t>
       </w:r>
       <w:r>
         <w:rPr>
           <w:sz w:val="18"/>
         </w:rPr>
-        <w:t xml:space="preserve">"Integrating factor of the differential equation (1+x^2)(dy / dx)+xy=1 is..."  </w:t>
+        <w:t xml:space="preserve">"If ' a ' and ' b ' are the order and degree respectively of the differentiable equation. $(\frac{d^{2}y}{dx^{2}})^{2}+(\frac{dy}{dx})^{3..."  </w:t>
       </w:r>
       <w:r>
         <w:rPr>
@@ -708,7 +708,7 @@
           <w:color w:val="2B6CB0"/>
           <w:sz w:val="18"/>
         </w:rPr>
-        <w:t>[Ans: D]</w:t>
+        <w:t>[Ans: N/A]</w:t>
       </w:r>
     </w:p>
     <w:p>
@@ -725,7 +725,7 @@
           <w:color w:val="2B6CB0"/>
           <w:sz w:val="24"/>
         </w:rPr>
-        <w:t>3.2 Linear Differential Equations &amp; Integrating Factor (Moderate Yield — 5 PYQs)</w:t>
+        <w:t>3.2 Linear Differential Equations &amp; Integrating Factor (High Yield — 8 PYQs)</w:t>
       </w:r>
     </w:p>
     <w:p>
@@ -902,13 +902,13 @@
           <w:b/>
           <w:sz w:val="18"/>
         </w:rPr>
-        <w:t xml:space="preserve">[2019 Shift] Q#3 (MCQ): </w:t>
+        <w:t xml:space="preserve">[2023 Shift] Q#4 (MCQ): </w:t>
       </w:r>
       <w:r>
         <w:rPr>
           <w:sz w:val="18"/>
         </w:rPr>
-        <w:t xml:space="preserve">"The integrating factor of the differential equation (2x+3y^2)dy=ydx(y&gt;0) is..."  </w:t>
+        <w:t xml:space="preserve">"If a curve passes through the point (1,1) and at any point (x,y) on the curve, the product of the slope of its tangent and x coordinat..."  </w:t>
       </w:r>
       <w:r>
         <w:rPr>
@@ -1069,7 +1069,7 @@
           <w:color w:val="1A365D"/>
           <w:sz w:val="22"/>
         </w:rPr>
-        <w:t>Benchmark Problem 2: KCET 2024 (Q#3)</w:t>
+        <w:t>Benchmark Problem 2: KCET 2026 (Q#3)</w:t>
       </w:r>
     </w:p>
     <w:p>
@@ -1080,7 +1080,7 @@
         <w:rPr>
           <w:sz w:val="20"/>
         </w:rPr>
-        <w:t>The family of curves whose x and y intercepts of a tangent at any point are respectively double the x and y coordinates of that point is</w:t>
+        <w:t>Integrating factor of the differential equation (1+x^2)(dy / dx)+xy=1 is</w:t>
       </w:r>
     </w:p>
     <w:p>
@@ -1092,7 +1092,7 @@
         <w:rPr>
           <w:sz w:val="19"/>
         </w:rPr>
-        <w:t>(A) xy=C</w:t>
+        <w:t>(A) 1+x^2</w:t>
       </w:r>
     </w:p>
     <w:p>
@@ -1104,7 +1104,7 @@
         <w:rPr>
           <w:sz w:val="19"/>
         </w:rPr>
-        <w:t>(B) x^2+y^2=C</w:t>
+        <w:t>(B) (1 / 2)log(1+x^2)</w:t>
       </w:r>
     </w:p>
     <w:p>
@@ -1116,7 +1116,7 @@
         <w:rPr>
           <w:sz w:val="19"/>
         </w:rPr>
-        <w:t>(C) x^2-y^2=C</w:t>
+        <w:t>(C) \fracx1+x^2</w:t>
       </w:r>
     </w:p>
     <w:p>
@@ -1126,9 +1126,11 @@
       </w:pPr>
       <w:r>
         <w:rPr>
+          <w:b/>
+          <w:color w:val="276749"/>
           <w:sz w:val="19"/>
         </w:rPr>
-        <w:t>(D) (y / x)=C</w:t>
+        <w:t>(D) √(1+x^2)</w:t>
       </w:r>
     </w:p>
     <w:tbl>
@@ -1159,7 +1161,7 @@
                 <w:color w:val="1A365D"/>
                 <w:sz w:val="19"/>
               </w:rPr>
-              <w:t>Correct Answer: None</w:t>
+              <w:t>Correct Answer: D</w:t>
               <w:br/>
             </w:r>
             <w:r>
@@ -1169,7 +1171,7 @@
               </w:rPr>
               <w:t>Solution Analysis:</w:t>
               <w:br/>
-              <w:t>Let the point on the curve be (ℎ,k) . According to the question, the equation of the tangent will be ⇒ (x / 2ℎ)+(y / 2k) =1 ⇒ (y / 2k) =1-(x / 2ℎ) ⇒ y =-((2k / 2ℎ))x+2k So, the slope of tangent will be (-(k / ℎ)) . Now, (dy / dx)=-(ℎ / k)=-(y / x) ⇒ (dy / y)=-(dx / x) On integrating both sides, we get ∫ (dy / dy)=-∫ (dx / x) ⇒ lny=-lnx+lnC ⇒ lny=ln(C / x) ⇒ y=(C / x) ∴ xy=C</w:t>
+              <w:t>The given differential equation is (1+x^2)(dy / dx)+xy=1 First write it in the standard linear form (dy / dx)+Py=Q Divide the whole equation by 1+x^2 : (dy / dx)+\fracx1+x^2y=\frac11+x^2 So, P=\fracx1+x^2 For a linear differential equation, the integrating factor is I.F.=e^∫ Pdx Thus, I.F.=e^∫ \fracx1+x^2dx Now, ∫ \fracx1+x^2dx=(1 / 2)log(1+x^2) So, I.F.=e^(1 / 2)log(1+x^2) Using e^loga=a , I.F.=(1+x^2)^1/2 Hence, I.F.=√(1+x^2) So the correct option is Option D√(1+x^2)</w:t>
             </w:r>
           </w:p>
         </w:tc>

--- a/dist/exports/kcet-differential-equations_revision_notes.docx
+++ b/dist/exports/kcet-differential-equations_revision_notes.docx
@@ -189,7 +189,7 @@
                 <w:color w:val="2D3748"/>
                 <w:sz w:val="19"/>
               </w:rPr>
-              <w:t>Variable Separable &amp; Homogeneous DE</w:t>
+              <w:t>Linear Differential Equations &amp; Integrating Factor</w:t>
             </w:r>
           </w:p>
         </w:tc>
@@ -230,7 +230,7 @@
                 <w:color w:val="718096"/>
                 <w:sz w:val="19"/>
               </w:rPr>
-              <w:t>Separable DE</w:t>
+              <w:t>Linear Equations</w:t>
             </w:r>
           </w:p>
         </w:tc>
@@ -251,10 +251,10 @@
             <w:r>
               <w:rPr>
                 <w:b/>
-                <w:color w:val="2B6CB0"/>
+                <w:color w:val="718096"/>
                 <w:sz w:val="19"/>
               </w:rPr>
-              <w:t>High</w:t>
+              <w:t>Moderate</w:t>
             </w:r>
           </w:p>
         </w:tc>
@@ -276,7 +276,7 @@
                 <w:color w:val="2D3748"/>
                 <w:sz w:val="19"/>
               </w:rPr>
-              <w:t>Linear Differential Equations &amp; Integrating Factor</w:t>
+              <w:t>Order, Degree &amp; Variable Separable Method</w:t>
             </w:r>
           </w:p>
         </w:tc>
@@ -296,7 +296,7 @@
               <w:rPr>
                 <w:sz w:val="19"/>
               </w:rPr>
-              <w:t>8 PYQs</w:t>
+              <w:t>7 PYQs</w:t>
             </w:r>
           </w:p>
         </w:tc>
@@ -317,7 +317,7 @@
                 <w:color w:val="718096"/>
                 <w:sz w:val="19"/>
               </w:rPr>
-              <w:t>Linear DE</w:t>
+              <w:t>Differential Equations</w:t>
             </w:r>
           </w:p>
         </w:tc>
@@ -417,7 +417,7 @@
                 <w:color w:val="1A365D"/>
                 <w:sz w:val="19"/>
               </w:rPr>
-              <w:t>Variable Separable &amp; Homogeneous DE</w:t>
+              <w:t>Linear Differential Equations &amp; Integrating Factor</w:t>
             </w:r>
           </w:p>
         </w:tc>
@@ -439,7 +439,7 @@
                 <w:color w:val="2D3748"/>
                 <w:sz w:val="19"/>
               </w:rPr>
-              <w:t>\int \frac{dy}{g(y)} = \int f(x)\,dx + C, \quad \text{For homogeneous: substitute } y = vx \implies \frac{dy}{dx} = v + x\frac{dv}{dx}</w:t>
+              <w:t>\text{I.F.} = e^{\int P dx}, \quad y \cdot e^{\int P dx} = \int Q \cdot e^{\int P dx} dx + C, \quad e^{\ln f(x)} = f(x)</w:t>
             </w:r>
           </w:p>
         </w:tc>
@@ -463,7 +463,7 @@
                 <w:color w:val="1A365D"/>
                 <w:sz w:val="19"/>
               </w:rPr>
-              <w:t>Linear Differential Equations &amp; Integrating Factor</w:t>
+              <w:t>Order, Degree &amp; Variable Separable Method</w:t>
             </w:r>
           </w:p>
         </w:tc>
@@ -485,7 +485,7 @@
                 <w:color w:val="2D3748"/>
                 <w:sz w:val="19"/>
               </w:rPr>
-              <w:t>\frac{dy}{dx} + P(x)y = Q(x) \implies \text{I.F.} = e^{\int P(x)\,dx}, \quad y \cdot (\text{I.F.}) = \int Q(x) \cdot (\text{I.F.})\,dx + C</w:t>
+              <w:t>\text{Order: Highest derivative order}, \quad \text{Degree: Power of highest derivative when polynomial in derivatives}</w:t>
             </w:r>
           </w:p>
         </w:tc>
@@ -517,7 +517,7 @@
           <w:color w:val="2B6CB0"/>
           <w:sz w:val="24"/>
         </w:rPr>
-        <w:t>3.1 Variable Separable &amp; Homogeneous DE (Very High Yield — 20 PYQs)</w:t>
+        <w:t>3.1 Linear Differential Equations &amp; Integrating Factor (Very High Yield — 20 PYQs)</w:t>
       </w:r>
     </w:p>
     <w:p>
@@ -532,7 +532,7 @@
         <w:rPr>
           <w:sz w:val="20"/>
         </w:rPr>
-        <w:t>Classification of order and degree, separation of variables, and reduction of homogeneous equations via y = vx.</w:t>
+        <w:t>First-order Linear Differential Equation in y: (dy / dx) + P(x) y = Q(x). Integrating Factor I.F. = e^∫ P dx. General solution: y · (I.F.) = ∫ Q · (I.F.) dx + C. If linear in x: (dx / dy) + P(y) x = Q(y) \implies I.F. = e^∫ P dy, solution x · (I.F.) = ∫ Q · (I.F.) dy + C.</w:t>
       </w:r>
     </w:p>
     <w:tbl>
@@ -570,7 +570,7 @@
                 <w:color w:val="2D3748"/>
                 <w:sz w:val="19"/>
               </w:rPr>
-              <w:t>Degree of a differential equation is defined ONLY when the equation is a polynomial in its derivatives (no fractional powers or sin(dy/dx)).</w:t>
+              <w:t>Watch for the leading coefficient of (dy / dx): If written as x(dy / dx) + y = Q, divide through by x first to put it in standard form (dy / dx) + (1 / x)y = (Q / x)!</w:t>
             </w:r>
           </w:p>
         </w:tc>
@@ -611,7 +611,7 @@
                 <w:color w:val="2D3748"/>
                 <w:sz w:val="19"/>
               </w:rPr>
-              <w:t>Equations of the form racdydx = f(ax + by + c) can be solved by substituting z = ax + by + c.</w:t>
+              <w:t>Remember the log-exponential simplification: I.F. = e^∫ (2 / x)dx = e^2ln x = e^ln(x^2) = x^2.</w:t>
             </w:r>
           </w:p>
         </w:tc>
@@ -667,13 +667,13 @@
           <w:b/>
           <w:sz w:val="18"/>
         </w:rPr>
-        <w:t xml:space="preserve">[2026 Shift] Q#2 (MCQ): </w:t>
+        <w:t xml:space="preserve">[2026 Shift] Q#3 (MCQ): </w:t>
       </w:r>
       <w:r>
         <w:rPr>
           <w:sz w:val="18"/>
         </w:rPr>
-        <w:t xml:space="preserve">"∫ xf(x)dx+(f(x) / 2)=0 , then f(x) is equal to..."  </w:t>
+        <w:t xml:space="preserve">"Integrating factor of the differential equation (1+x^2)(dy / dx)+xy=1 is..."  </w:t>
       </w:r>
       <w:r>
         <w:rPr>
@@ -681,7 +681,7 @@
           <w:color w:val="2B6CB0"/>
           <w:sz w:val="18"/>
         </w:rPr>
-        <w:t>[Ans: C]</w:t>
+        <w:t>[Ans: D]</w:t>
       </w:r>
     </w:p>
     <w:p>
@@ -725,7 +725,7 @@
           <w:color w:val="2B6CB0"/>
           <w:sz w:val="24"/>
         </w:rPr>
-        <w:t>3.2 Linear Differential Equations &amp; Integrating Factor (High Yield — 8 PYQs)</w:t>
+        <w:t>3.2 Order, Degree &amp; Variable Separable Method (Moderate Yield — 7 PYQs)</w:t>
       </w:r>
     </w:p>
     <w:p>
@@ -740,7 +740,7 @@
         <w:rPr>
           <w:sz w:val="20"/>
         </w:rPr>
-        <w:t>Standard first-order linear differential equations and integrating factor technique for y(x) and x(y).</w:t>
+        <w:t>Order: highest order derivative occurring in the equation. Degree: power of the highest order derivative when the equation is expressed as a polynomial in derivatives (if sin(dy/dx) or e^dy/dx is present, degree is NOT defined). Method of Separation of Variables: (dy / dx) = f(x)g(y) \implies ∫ (dy / g(y)) = ∫ f(x)dx + C.</w:t>
       </w:r>
     </w:p>
     <w:tbl>
@@ -778,7 +778,7 @@
                 <w:color w:val="2D3748"/>
                 <w:sz w:val="19"/>
               </w:rPr>
-              <w:t>If the equation has x racdydx, remember to divide by x throughout first so the coefficient of racdydx is 1!</w:t>
+              <w:t>For an equation like (d^2y / dx^2) + sin\left((dy / dx)\right) = 0, the ORDER is 2, but DEGREE IS NOT DEFINED!</w:t>
             </w:r>
           </w:p>
         </w:tc>
@@ -819,7 +819,7 @@
                 <w:color w:val="2D3748"/>
                 <w:sz w:val="19"/>
               </w:rPr>
-              <w:t>If the equation is non-linear in y, check if it is linear in x: (dx / dy) + P(y)x = Q(y) \implies I.F. = e^∫ P(y)\,dy.</w:t>
+              <w:t>The number of arbitrary constants in the general solution of an n-th order differential equation is n. In a PARTICULAR solution, the number of arbitrary constants is always ZERO.</w:t>
             </w:r>
           </w:p>
         </w:tc>
@@ -848,13 +848,13 @@
           <w:b/>
           <w:sz w:val="18"/>
         </w:rPr>
-        <w:t xml:space="preserve">[2026 Shift] Q#3 (MCQ): </w:t>
+        <w:t xml:space="preserve">[2026 Shift] Q#2 (MCQ): </w:t>
       </w:r>
       <w:r>
         <w:rPr>
           <w:sz w:val="18"/>
         </w:rPr>
-        <w:t xml:space="preserve">"Integrating factor of the differential equation (1+x^2)(dy / dx)+xy=1 is..."  </w:t>
+        <w:t xml:space="preserve">"∫ xf(x)dx+(f(x) / 2)=0 , then f(x) is equal to..."  </w:t>
       </w:r>
       <w:r>
         <w:rPr>
@@ -862,7 +862,7 @@
           <w:color w:val="2B6CB0"/>
           <w:sz w:val="18"/>
         </w:rPr>
-        <w:t>[Ans: D]</w:t>
+        <w:t>[Ans: C]</w:t>
       </w:r>
     </w:p>
     <w:p>
@@ -875,13 +875,13 @@
           <w:b/>
           <w:sz w:val="18"/>
         </w:rPr>
-        <w:t xml:space="preserve">[2024 Shift] Q#3 (MCQ): </w:t>
+        <w:t xml:space="preserve">[2025 Shift] Q#4 (MCQ): </w:t>
       </w:r>
       <w:r>
         <w:rPr>
           <w:sz w:val="18"/>
         </w:rPr>
-        <w:t xml:space="preserve">"The family of curves whose x and y intercepts of a tangent at any point are respectively double the x and y coordinates of that poin..."  </w:t>
+        <w:t xml:space="preserve">"General solution of the differential equation (dy / dx)+ytanx=secx is..."  </w:t>
       </w:r>
       <w:r>
         <w:rPr>
@@ -902,13 +902,13 @@
           <w:b/>
           <w:sz w:val="18"/>
         </w:rPr>
-        <w:t xml:space="preserve">[2023 Shift] Q#4 (MCQ): </w:t>
+        <w:t xml:space="preserve">[2023 Shift] Q#1 (MCQ): </w:t>
       </w:r>
       <w:r>
         <w:rPr>
           <w:sz w:val="18"/>
         </w:rPr>
-        <w:t xml:space="preserve">"If a curve passes through the point (1,1) and at any point (x,y) on the curve, the product of the slope of its tangent and x coordinat..."  </w:t>
+        <w:t xml:space="preserve">"The degree of the differential equation 1+((dy / dx))^2+(\fracd^2ydx^2)^2=\sqrt[3] is..."  </w:t>
       </w:r>
       <w:r>
         <w:rPr>
@@ -1069,7 +1069,7 @@
           <w:color w:val="1A365D"/>
           <w:sz w:val="22"/>
         </w:rPr>
-        <w:t>Benchmark Problem 2: KCET 2026 (Q#3)</w:t>
+        <w:t>Benchmark Problem 2: KCET 2026 (Q#2)</w:t>
       </w:r>
     </w:p>
     <w:p>
@@ -1080,7 +1080,7 @@
         <w:rPr>
           <w:sz w:val="20"/>
         </w:rPr>
-        <w:t>Integrating factor of the differential equation (1+x^2)(dy / dx)+xy=1 is</w:t>
+        <w:t>∫ xf(x)dx+(f(x) / 2)=0 , then f(x) is equal to</w:t>
       </w:r>
     </w:p>
     <w:p>
@@ -1092,7 +1092,7 @@
         <w:rPr>
           <w:sz w:val="19"/>
         </w:rPr>
-        <w:t>(A) 1+x^2</w:t>
+        <w:t>(A) e^-2x</w:t>
       </w:r>
     </w:p>
     <w:p>
@@ -1104,19 +1104,7 @@
         <w:rPr>
           <w:sz w:val="19"/>
         </w:rPr>
-        <w:t>(B) (1 / 2)log(1+x^2)</w:t>
-      </w:r>
-    </w:p>
-    <w:p>
-      <w:pPr>
-        <w:pStyle w:val="ListBullet"/>
-        <w:spacing w:after="20"/>
-      </w:pPr>
-      <w:r>
-        <w:rPr>
-          <w:sz w:val="19"/>
-        </w:rPr>
-        <w:t>(C) \fracx1+x^2</w:t>
+        <w:t>(B) e^2x</w:t>
       </w:r>
     </w:p>
     <w:p>
@@ -1130,7 +1118,19 @@
           <w:color w:val="276749"/>
           <w:sz w:val="19"/>
         </w:rPr>
-        <w:t>(D) √(1+x^2)</w:t>
+        <w:t>(C) e^-x^2</w:t>
+      </w:r>
+    </w:p>
+    <w:p>
+      <w:pPr>
+        <w:pStyle w:val="ListBullet"/>
+        <w:spacing w:after="20"/>
+      </w:pPr>
+      <w:r>
+        <w:rPr>
+          <w:sz w:val="19"/>
+        </w:rPr>
+        <w:t>(D) e^x^2</w:t>
       </w:r>
     </w:p>
     <w:tbl>
@@ -1161,7 +1161,7 @@
                 <w:color w:val="1A365D"/>
                 <w:sz w:val="19"/>
               </w:rPr>
-              <w:t>Correct Answer: D</w:t>
+              <w:t>Correct Answer: C</w:t>
               <w:br/>
             </w:r>
             <w:r>
@@ -1171,7 +1171,7 @@
               </w:rPr>
               <w:t>Solution Analysis:</w:t>
               <w:br/>
-              <w:t>The given differential equation is (1+x^2)(dy / dx)+xy=1 First write it in the standard linear form (dy / dx)+Py=Q Divide the whole equation by 1+x^2 : (dy / dx)+\fracx1+x^2y=\frac11+x^2 So, P=\fracx1+x^2 For a linear differential equation, the integrating factor is I.F.=e^∫ Pdx Thus, I.F.=e^∫ \fracx1+x^2dx Now, ∫ \fracx1+x^2dx=(1 / 2)log(1+x^2) So, I.F.=e^(1 / 2)log(1+x^2) Using e^loga=a , I.F.=(1+x^2)^1/2 Hence, I.F.=√(1+x^2) So the correct option is Option D√(1+x^2)</w:t>
+              <w:t>Given, ∫ xf(x)dx+(f(x) / 2)=0 Differentiate both sides with respect to x . The derivative of ∫ xf(x)dx is xf(x) , and the derivative of (f(x) / 2) is \fracf^'(x)2 . So, xf(x)+\fracf^'(x)2=0 Multiply by 2 : 2xf(x)+f^'(x)=0 So, f^'(x)=-2xf(x) Now separate the variables: \fracf^'(x)f(x)=-2x This means (1 / f(x))(df / dx)=-2x Integrate both sides: ∫ (1 / f)df=∫ -2xdx ln|f|=-x^2+C So, f(x)=Ce^-x^2 Among the given options, the matching function is e^-x^2 So the correct option is Option C .</w:t>
             </w:r>
           </w:p>
         </w:tc>
